--- a/ДневникПрактики_СабитовРР_2025_ФГиИБ_ПИ_1м.docx
+++ b/ДневникПрактики_СабитовРР_2025_ФГиИБ_ПИ_1м.docx
@@ -465,211 +465,6 @@
           <w:rFonts w:ascii="Times New Roman" w:hAnsi="Times New Roman" w:cs="Times New Roman"/>
           <w:sz w:val="28"/>
           <w:szCs w:val="28"/>
-        </w:rPr>
-        <w:br w:type="page"/>
-      </w:r>
-    </w:p>
-    <w:p>
-      <w:pPr>
-        <w:spacing w:after="0" w:line="360" w:lineRule="auto"/>
-        <w:rPr>
-          <w:rFonts w:ascii="Times New Roman" w:hAnsi="Times New Roman" w:cs="Times New Roman"/>
-          <w:b/>
-          <w:sz w:val="28"/>
-          <w:szCs w:val="32"/>
-        </w:rPr>
-      </w:pPr>
-      <w:r>
-        <w:rPr>
-          <w:rFonts w:ascii="Times New Roman" w:hAnsi="Times New Roman" w:cs="Times New Roman"/>
-          <w:b/>
-          <w:sz w:val="28"/>
-          <w:szCs w:val="32"/>
-        </w:rPr>
-        <w:lastRenderedPageBreak/>
-        <w:t>Указания по ведению и предъявлению дневника</w:t>
-      </w:r>
-    </w:p>
-    <w:p>
-      <w:pPr>
-        <w:numPr>
-          <w:ilvl w:val="0"/>
-          <w:numId w:val="1"/>
-        </w:numPr>
-        <w:spacing w:after="0" w:line="360" w:lineRule="auto"/>
-        <w:ind w:left="0" w:firstLine="0"/>
-        <w:jc w:val="both"/>
-        <w:rPr>
-          <w:rFonts w:ascii="Times New Roman" w:hAnsi="Times New Roman" w:cs="Times New Roman"/>
-          <w:sz w:val="28"/>
-          <w:szCs w:val="32"/>
-        </w:rPr>
-      </w:pPr>
-      <w:r>
-        <w:rPr>
-          <w:rFonts w:ascii="Times New Roman" w:hAnsi="Times New Roman" w:cs="Times New Roman"/>
-          <w:sz w:val="28"/>
-          <w:szCs w:val="32"/>
-        </w:rPr>
-        <w:t>Д</w:t>
-      </w:r>
-      <w:r>
-        <w:rPr>
-          <w:rFonts w:ascii="Times New Roman" w:hAnsi="Times New Roman" w:cs="Times New Roman"/>
-          <w:sz w:val="28"/>
-          <w:szCs w:val="32"/>
-        </w:rPr>
-        <w:t>невник заполняется ежедневно в конце рабочего дня.</w:t>
-      </w:r>
-    </w:p>
-    <w:p>
-      <w:pPr>
-        <w:numPr>
-          <w:ilvl w:val="0"/>
-          <w:numId w:val="1"/>
-        </w:numPr>
-        <w:spacing w:after="0" w:line="360" w:lineRule="auto"/>
-        <w:ind w:left="0" w:firstLine="0"/>
-        <w:jc w:val="both"/>
-        <w:rPr>
-          <w:rFonts w:ascii="Times New Roman" w:hAnsi="Times New Roman" w:cs="Times New Roman"/>
-          <w:sz w:val="28"/>
-          <w:szCs w:val="32"/>
-        </w:rPr>
-      </w:pPr>
-      <w:r>
-        <w:rPr>
-          <w:rFonts w:ascii="Times New Roman" w:hAnsi="Times New Roman" w:cs="Times New Roman"/>
-          <w:sz w:val="28"/>
-          <w:szCs w:val="32"/>
-        </w:rPr>
-        <w:t>В графе «Виды специальных работ»</w:t>
-      </w:r>
-      <w:r>
-        <w:rPr>
-          <w:rFonts w:ascii="Times New Roman" w:hAnsi="Times New Roman" w:cs="Times New Roman"/>
-          <w:sz w:val="28"/>
-          <w:szCs w:val="32"/>
-        </w:rPr>
-        <w:t xml:space="preserve"> прослушанные лекции, инструктажи, отражаются выполняемые практические работы.</w:t>
-      </w:r>
-    </w:p>
-    <w:p>
-      <w:pPr>
-        <w:numPr>
-          <w:ilvl w:val="0"/>
-          <w:numId w:val="1"/>
-        </w:numPr>
-        <w:spacing w:after="0" w:line="360" w:lineRule="auto"/>
-        <w:ind w:left="0" w:firstLine="0"/>
-        <w:jc w:val="both"/>
-        <w:rPr>
-          <w:rFonts w:ascii="Times New Roman" w:hAnsi="Times New Roman" w:cs="Times New Roman"/>
-          <w:sz w:val="28"/>
-          <w:szCs w:val="32"/>
-        </w:rPr>
-      </w:pPr>
-      <w:r>
-        <w:rPr>
-          <w:rFonts w:ascii="Times New Roman" w:hAnsi="Times New Roman" w:cs="Times New Roman"/>
-          <w:sz w:val="28"/>
-          <w:szCs w:val="32"/>
-        </w:rPr>
-        <w:t xml:space="preserve">Записи в </w:t>
-      </w:r>
-      <w:r>
-        <w:rPr>
-          <w:rFonts w:ascii="Times New Roman" w:hAnsi="Times New Roman" w:cs="Times New Roman"/>
-          <w:sz w:val="28"/>
-          <w:szCs w:val="32"/>
-        </w:rPr>
-        <w:t>Д</w:t>
-      </w:r>
-      <w:r>
-        <w:rPr>
-          <w:rFonts w:ascii="Times New Roman" w:hAnsi="Times New Roman" w:cs="Times New Roman"/>
-          <w:sz w:val="28"/>
-          <w:szCs w:val="32"/>
-        </w:rPr>
-        <w:t>невнике проверяются руководителем практики от предприятия и заверяются его подписью на каждой странице.</w:t>
-      </w:r>
-    </w:p>
-    <w:p>
-      <w:pPr>
-        <w:numPr>
-          <w:ilvl w:val="0"/>
-          <w:numId w:val="1"/>
-        </w:numPr>
-        <w:spacing w:after="0" w:line="360" w:lineRule="auto"/>
-        <w:ind w:left="0" w:firstLine="0"/>
-        <w:jc w:val="both"/>
-        <w:rPr>
-          <w:rFonts w:ascii="Times New Roman" w:hAnsi="Times New Roman" w:cs="Times New Roman"/>
-          <w:sz w:val="28"/>
-          <w:szCs w:val="32"/>
-        </w:rPr>
-      </w:pPr>
-      <w:r>
-        <w:rPr>
-          <w:rFonts w:ascii="Times New Roman" w:hAnsi="Times New Roman" w:cs="Times New Roman"/>
-          <w:sz w:val="28"/>
-          <w:szCs w:val="32"/>
-        </w:rPr>
-        <w:t>По окончании производственной практик Дневник заверяется печатью Профильной организации.</w:t>
-      </w:r>
-    </w:p>
-    <w:p>
-      <w:pPr>
-        <w:numPr>
-          <w:ilvl w:val="0"/>
-          <w:numId w:val="1"/>
-        </w:numPr>
-        <w:spacing w:after="0" w:line="360" w:lineRule="auto"/>
-        <w:ind w:left="0" w:firstLine="0"/>
-        <w:jc w:val="both"/>
-        <w:rPr>
-          <w:rFonts w:ascii="Times New Roman" w:hAnsi="Times New Roman" w:cs="Times New Roman"/>
-          <w:sz w:val="32"/>
-          <w:szCs w:val="32"/>
-        </w:rPr>
-      </w:pPr>
-      <w:r>
-        <w:rPr>
-          <w:rFonts w:ascii="Times New Roman" w:hAnsi="Times New Roman" w:cs="Times New Roman"/>
-          <w:sz w:val="28"/>
-          <w:szCs w:val="32"/>
-        </w:rPr>
-        <w:t>Дневник</w:t>
-      </w:r>
-      <w:r>
-        <w:rPr>
-          <w:rFonts w:ascii="Times New Roman" w:hAnsi="Times New Roman" w:cs="Times New Roman"/>
-          <w:sz w:val="28"/>
-          <w:szCs w:val="32"/>
-        </w:rPr>
-        <w:t xml:space="preserve"> является отчетным документом, прилагается к "Отчету по </w:t>
-      </w:r>
-      <w:r>
-        <w:rPr>
-          <w:rFonts w:ascii="Times New Roman" w:hAnsi="Times New Roman" w:cs="Times New Roman"/>
-          <w:sz w:val="28"/>
-          <w:szCs w:val="32"/>
-        </w:rPr>
-        <w:t>производственной</w:t>
-      </w:r>
-      <w:r>
-        <w:rPr>
-          <w:rFonts w:ascii="Times New Roman" w:hAnsi="Times New Roman" w:cs="Times New Roman"/>
-          <w:sz w:val="28"/>
-          <w:szCs w:val="32"/>
-        </w:rPr>
-        <w:t xml:space="preserve"> практике" (сдается на кафедру).</w:t>
-      </w:r>
-      <w:r>
-        <w:rPr>
-          <w:rFonts w:ascii="Times New Roman" w:hAnsi="Times New Roman" w:cs="Times New Roman"/>
-          <w:sz w:val="32"/>
-          <w:szCs w:val="32"/>
         </w:rPr>
         <w:br w:type="page"/>
       </w:r>
@@ -747,7 +542,7 @@
         </w:tc>
         <w:tc>
           <w:tcPr>
-            <w:tcW w:w="8085" w:type="dxa"/>
+            <w:tcW w:w="4202" w:type="pct"/>
             <w:hideMark/>
           </w:tcPr>
           <w:p>
@@ -827,7 +622,7 @@
         </w:tc>
         <w:tc>
           <w:tcPr>
-            <w:tcW w:w="8085" w:type="dxa"/>
+            <w:tcW w:w="4202" w:type="pct"/>
             <w:hideMark/>
           </w:tcPr>
           <w:p>
@@ -904,7 +699,7 @@
         </w:tc>
         <w:tc>
           <w:tcPr>
-            <w:tcW w:w="8085" w:type="dxa"/>
+            <w:tcW w:w="4202" w:type="pct"/>
             <w:hideMark/>
           </w:tcPr>
           <w:p>
@@ -981,7 +776,7 @@
         </w:tc>
         <w:tc>
           <w:tcPr>
-            <w:tcW w:w="8085" w:type="dxa"/>
+            <w:tcW w:w="4202" w:type="pct"/>
             <w:hideMark/>
           </w:tcPr>
           <w:p>
@@ -1096,7 +891,7 @@
         </w:tc>
         <w:tc>
           <w:tcPr>
-            <w:tcW w:w="8085" w:type="dxa"/>
+            <w:tcW w:w="4202" w:type="pct"/>
             <w:hideMark/>
           </w:tcPr>
           <w:p>
@@ -1173,7 +968,7 @@
         </w:tc>
         <w:tc>
           <w:tcPr>
-            <w:tcW w:w="8085" w:type="dxa"/>
+            <w:tcW w:w="4202" w:type="pct"/>
             <w:hideMark/>
           </w:tcPr>
           <w:p>
@@ -1250,7 +1045,7 @@
         </w:tc>
         <w:tc>
           <w:tcPr>
-            <w:tcW w:w="8085" w:type="dxa"/>
+            <w:tcW w:w="4202" w:type="pct"/>
             <w:hideMark/>
           </w:tcPr>
           <w:p>
@@ -1345,7 +1140,7 @@
         </w:tc>
         <w:tc>
           <w:tcPr>
-            <w:tcW w:w="8085" w:type="dxa"/>
+            <w:tcW w:w="4202" w:type="pct"/>
             <w:hideMark/>
           </w:tcPr>
           <w:p>
@@ -1458,7 +1253,7 @@
         </w:tc>
         <w:tc>
           <w:tcPr>
-            <w:tcW w:w="8085" w:type="dxa"/>
+            <w:tcW w:w="4202" w:type="pct"/>
             <w:hideMark/>
           </w:tcPr>
           <w:p>
@@ -1589,7 +1384,7 @@
         </w:tc>
         <w:tc>
           <w:tcPr>
-            <w:tcW w:w="8085" w:type="dxa"/>
+            <w:tcW w:w="4202" w:type="pct"/>
             <w:hideMark/>
           </w:tcPr>
           <w:p>
@@ -1684,7 +1479,7 @@
         </w:tc>
         <w:tc>
           <w:tcPr>
-            <w:tcW w:w="8085" w:type="dxa"/>
+            <w:tcW w:w="4202" w:type="pct"/>
             <w:hideMark/>
           </w:tcPr>
           <w:p>
@@ -1797,7 +1592,7 @@
         </w:tc>
         <w:tc>
           <w:tcPr>
-            <w:tcW w:w="8085" w:type="dxa"/>
+            <w:tcW w:w="4202" w:type="pct"/>
             <w:hideMark/>
           </w:tcPr>
           <w:p>
@@ -1928,7 +1723,7 @@
         </w:tc>
         <w:tc>
           <w:tcPr>
-            <w:tcW w:w="8085" w:type="dxa"/>
+            <w:tcW w:w="4202" w:type="pct"/>
             <w:hideMark/>
           </w:tcPr>
           <w:p>
@@ -2023,7 +1818,7 @@
         </w:tc>
         <w:tc>
           <w:tcPr>
-            <w:tcW w:w="8085" w:type="dxa"/>
+            <w:tcW w:w="4202" w:type="pct"/>
             <w:hideMark/>
           </w:tcPr>
           <w:p>
@@ -2118,7 +1913,7 @@
         </w:tc>
         <w:tc>
           <w:tcPr>
-            <w:tcW w:w="8085" w:type="dxa"/>
+            <w:tcW w:w="4202" w:type="pct"/>
             <w:hideMark/>
           </w:tcPr>
           <w:p>
@@ -2213,7 +2008,7 @@
         </w:tc>
         <w:tc>
           <w:tcPr>
-            <w:tcW w:w="8085" w:type="dxa"/>
+            <w:tcW w:w="4202" w:type="pct"/>
             <w:hideMark/>
           </w:tcPr>
           <w:p>
@@ -2290,7 +2085,7 @@
         </w:tc>
         <w:tc>
           <w:tcPr>
-            <w:tcW w:w="8085" w:type="dxa"/>
+            <w:tcW w:w="4202" w:type="pct"/>
             <w:hideMark/>
           </w:tcPr>
           <w:p>
@@ -2385,7 +2180,7 @@
         </w:tc>
         <w:tc>
           <w:tcPr>
-            <w:tcW w:w="8085" w:type="dxa"/>
+            <w:tcW w:w="4202" w:type="pct"/>
             <w:hideMark/>
           </w:tcPr>
           <w:p>
@@ -2480,7 +2275,7 @@
         </w:tc>
         <w:tc>
           <w:tcPr>
-            <w:tcW w:w="8085" w:type="dxa"/>
+            <w:tcW w:w="4202" w:type="pct"/>
             <w:hideMark/>
           </w:tcPr>
           <w:p>
@@ -2575,7 +2370,7 @@
         </w:tc>
         <w:tc>
           <w:tcPr>
-            <w:tcW w:w="8085" w:type="dxa"/>
+            <w:tcW w:w="4202" w:type="pct"/>
             <w:hideMark/>
           </w:tcPr>
           <w:p>
@@ -2670,7 +2465,7 @@
         </w:tc>
         <w:tc>
           <w:tcPr>
-            <w:tcW w:w="8085" w:type="dxa"/>
+            <w:tcW w:w="4202" w:type="pct"/>
             <w:hideMark/>
           </w:tcPr>
           <w:p>
@@ -2748,7 +2543,7 @@
         </w:tc>
         <w:tc>
           <w:tcPr>
-            <w:tcW w:w="8085" w:type="dxa"/>
+            <w:tcW w:w="4202" w:type="pct"/>
             <w:hideMark/>
           </w:tcPr>
           <w:p>
@@ -2843,7 +2638,7 @@
         </w:tc>
         <w:tc>
           <w:tcPr>
-            <w:tcW w:w="8085" w:type="dxa"/>
+            <w:tcW w:w="4202" w:type="pct"/>
             <w:hideMark/>
           </w:tcPr>
           <w:p>
@@ -2938,7 +2733,7 @@
         </w:tc>
         <w:tc>
           <w:tcPr>
-            <w:tcW w:w="8085" w:type="dxa"/>
+            <w:tcW w:w="4202" w:type="pct"/>
             <w:hideMark/>
           </w:tcPr>
           <w:p>
@@ -3033,7 +2828,7 @@
         </w:tc>
         <w:tc>
           <w:tcPr>
-            <w:tcW w:w="8085" w:type="dxa"/>
+            <w:tcW w:w="4202" w:type="pct"/>
             <w:hideMark/>
           </w:tcPr>
           <w:p>
@@ -3161,7 +2956,7 @@
         </w:tc>
         <w:tc>
           <w:tcPr>
-            <w:tcW w:w="8085" w:type="dxa"/>
+            <w:tcW w:w="4202" w:type="pct"/>
             <w:hideMark/>
           </w:tcPr>
           <w:p>
@@ -3238,7 +3033,7 @@
         </w:tc>
         <w:tc>
           <w:tcPr>
-            <w:tcW w:w="8085" w:type="dxa"/>
+            <w:tcW w:w="4202" w:type="pct"/>
             <w:hideMark/>
           </w:tcPr>
           <w:p>
@@ -3351,7 +3146,7 @@
         </w:tc>
         <w:tc>
           <w:tcPr>
-            <w:tcW w:w="8085" w:type="dxa"/>
+            <w:tcW w:w="4202" w:type="pct"/>
             <w:hideMark/>
           </w:tcPr>
           <w:p>
@@ -3446,7 +3241,7 @@
         </w:tc>
         <w:tc>
           <w:tcPr>
-            <w:tcW w:w="8085" w:type="dxa"/>
+            <w:tcW w:w="4202" w:type="pct"/>
             <w:hideMark/>
           </w:tcPr>
           <w:p>
@@ -3482,17 +3277,6 @@
           <w:szCs w:val="28"/>
         </w:rPr>
       </w:pPr>
-    </w:p>
-    <w:p>
-      <w:pPr>
-        <w:spacing w:after="0"/>
-        <w:jc w:val="both"/>
-        <w:rPr>
-          <w:rFonts w:ascii="Times New Roman" w:hAnsi="Times New Roman" w:cs="Times New Roman"/>
-          <w:sz w:val="28"/>
-          <w:szCs w:val="28"/>
-        </w:rPr>
-      </w:pPr>
       <w:r>
         <w:rPr>
           <w:rFonts w:ascii="Times New Roman" w:hAnsi="Times New Roman" w:cs="Times New Roman"/>
@@ -3516,6 +3300,14 @@
           <w:szCs w:val="28"/>
         </w:rPr>
         <w:t xml:space="preserve">/ </w:t>
+      </w:r>
+      <w:r>
+        <w:rPr>
+          <w:rFonts w:ascii="Times New Roman" w:hAnsi="Times New Roman" w:cs="Times New Roman"/>
+          <w:sz w:val="28"/>
+          <w:szCs w:val="28"/>
+        </w:rPr>
+        <w:t>Лазуренко Н.С.</w:t>
       </w:r>
     </w:p>
     <w:sectPr>
